--- a/landing-page/program-detail/girne-american-university/msc/01-msc-in-business-management.docx
+++ b/landing-page/program-detail/girne-american-university/msc/01-msc-in-business-management.docx
@@ -644,7 +644,7 @@
         <w:pStyle w:val="ListBullet"/>
       </w:pPr>
       <w:r>
-        <w:t>Management consulting in the UAE is projected to grow from USD 2.55 billion to USD 3.57 billion, per Mordor Intelligence.</w:t>
+        <w:t>Management consulting engagements keep growing across the UAE, and every one needs someone who can hold the analysis together.</w:t>
       </w:r>
     </w:p>
     <w:p>
@@ -652,7 +652,7 @@
         <w:pStyle w:val="ListBullet"/>
       </w:pPr>
       <w:r>
-        <w:t>90% of GCC employers report skills gaps in the roles they hire for (Taggd GCC 2026 survey).</w:t>
+        <w:t>Employers across the GCC keep reporting skills gaps in the roles they hire for.</w:t>
       </w:r>
     </w:p>
     <w:p>

--- a/landing-page/program-detail/girne-american-university/msc/01-msc-in-business-management.docx
+++ b/landing-page/program-detail/girne-american-university/msc/01-msc-in-business-management.docx
@@ -54,7 +54,7 @@
         <w:pStyle w:val="Heading2"/>
       </w:pPr>
       <w:r>
-        <w:t>Programme at a Glance</w:t>
+        <w:t>Program at a Glance</w:t>
       </w:r>
     </w:p>
     <w:tbl>
@@ -253,12 +253,12 @@
         <w:pStyle w:val="Heading2"/>
       </w:pPr>
       <w:r>
-        <w:t>Programme Overview</w:t>
+        <w:t>Program Overview</w:t>
       </w:r>
     </w:p>
     <w:p>
       <w:r>
-        <w:t>Most business master's degrees teach you what happened. A thesis-based one asks you to find out why, with evidence you gathered yourself. The Girne American University MSc in Business Management runs taught coursework in the first stretch and then hands you the majority of the programme to run a real research project under supervision.</w:t>
+        <w:t>Most business master's degrees teach you what happened. A thesis-based one asks you to find out why, with evidence you gathered yourself. The Girne American University MSc in Business Management runs taught coursework in the first stretch and then hands you the majority of the program to run a real research project under supervision.</w:t>
       </w:r>
     </w:p>
     <w:p>
@@ -271,15 +271,12 @@
         <w:pStyle w:val="Heading2"/>
       </w:pPr>
       <w:r>
-        <w:t>Why Choose This Programme</w:t>
+        <w:t>Why This Program</w:t>
       </w:r>
     </w:p>
     <w:p>
       <w:r>
-        <w:rPr>
-          <w:b/>
-        </w:rPr>
-        <w:t>The thesis is the point</w:t>
+        <w:t>**The thesis is the point**</w:t>
       </w:r>
     </w:p>
     <w:p>
@@ -289,23 +286,17 @@
     </w:p>
     <w:p>
       <w:r>
-        <w:rPr>
-          <w:b/>
-        </w:rPr>
-        <w:t>Doctorate-ready on paper</w:t>
+        <w:t>**Doctorate-ready on paper**</w:t>
       </w:r>
     </w:p>
     <w:p>
       <w:r>
-        <w:t>A defended thesis is the standard entry requirement for PhD programmes across Europe and beyond. This degree builds it the conventional way.</w:t>
+        <w:t>A defended thesis is the standard entry requirement for PhD programs across Europe and beyond. This degree builds it the conventional way.</w:t>
       </w:r>
     </w:p>
     <w:p>
       <w:r>
-        <w:rPr>
-          <w:b/>
-        </w:rPr>
-        <w:t>Methods you can defend</w:t>
+        <w:t>**Methods you can defend**</w:t>
       </w:r>
     </w:p>
     <w:p>
@@ -315,10 +306,7 @@
     </w:p>
     <w:p>
       <w:r>
-        <w:rPr>
-          <w:b/>
-        </w:rPr>
-        <w:t>Recognition that crosses borders</w:t>
+        <w:t>**Recognition that crosses borders**</w:t>
       </w:r>
     </w:p>
     <w:p>
@@ -328,10 +316,7 @@
     </w:p>
     <w:p>
       <w:r>
-        <w:rPr>
-          <w:b/>
-        </w:rPr>
-        <w:t>A cohort that reads</w:t>
+        <w:t>**A cohort that reads**</w:t>
       </w:r>
     </w:p>
     <w:p>
@@ -341,10 +326,7 @@
     </w:p>
     <w:p>
       <w:r>
-        <w:rPr>
-          <w:b/>
-        </w:rPr>
-        <w:t>Schedule that survives work</w:t>
+        <w:t>**Schedule that survives work**</w:t>
       </w:r>
     </w:p>
     <w:p>
@@ -354,13 +336,7 @@
     </w:p>
     <w:p>
       <w:r>
-        <w:rPr>
-          <w:b/>
-        </w:rPr>
-        <w:t xml:space="preserve">Honest take: </w:t>
-      </w:r>
-      <w:r>
-        <w:t>if your goal is a title change at your current company within twelve months, the MBA family gets you there with less friction. This one pays off over a longer arc.</w:t>
+        <w:t>Honest take: if your goal is a title change at your current company within 12 months, the MBA family gets you there with less friction. This one pays off over a longer arc.</w:t>
       </w:r>
     </w:p>
     <w:p>
@@ -400,7 +376,7 @@
         <w:pStyle w:val="ListBullet"/>
       </w:pPr>
       <w:r>
-        <w:t>Collect and analyse primary or secondary data with discipline</w:t>
+        <w:t>Collect and analyze primary or secondary data with discipline</w:t>
       </w:r>
     </w:p>
     <w:p>
@@ -504,7 +480,7 @@
         <w:pStyle w:val="ListBullet"/>
       </w:pPr>
       <w:r>
-        <w:t>programme manager</w:t>
+        <w:t>program manager</w:t>
       </w:r>
     </w:p>
     <w:p>
@@ -533,7 +509,7 @@
         <w:pStyle w:val="Heading2"/>
       </w:pPr>
       <w:r>
-        <w:t>Programme Structure</w:t>
+        <w:t>Program Structure</w:t>
       </w:r>
     </w:p>
     <w:p>
@@ -546,7 +522,7 @@
     </w:p>
     <w:p>
       <w:r>
-        <w:t>Core courses in management theory, organisational behaviour, and research foundations. This is where the cohort builds shared ground.</w:t>
+        <w:t>Core courses in management theory, organisational behavior, and research foundations. This is where the cohort builds shared ground.</w:t>
       </w:r>
     </w:p>
     <w:p>
@@ -612,7 +588,7 @@
         <w:pStyle w:val="ListBullet"/>
       </w:pPr>
       <w:r>
-        <w:t>Instalment plans in AED</w:t>
+        <w:t>Installment plans in AED</w:t>
       </w:r>
     </w:p>
     <w:p>
@@ -668,7 +644,7 @@
         <w:pStyle w:val="ListBullet"/>
       </w:pPr>
       <w:r>
-        <w:t>Doctoral study interest is rising among GCC professionals; a recognised thesis MSc is the standard prerequisite.</w:t>
+        <w:t>Doctoral study interest is rising among GCC professionals; a recognized thesis MSc is the standard prerequisite.</w:t>
       </w:r>
     </w:p>
     <w:p>
@@ -692,7 +668,7 @@
         <w:pStyle w:val="ListBullet"/>
       </w:pPr>
       <w:r>
-        <w:t>Programme fee range across the portfolio: AED 16,000 to AED 40,000</w:t>
+        <w:t>Program fee range across the portfolio: AED 16,000 to AED 40,000</w:t>
       </w:r>
     </w:p>
     <w:p>
@@ -700,7 +676,7 @@
         <w:pStyle w:val="ListBullet"/>
       </w:pPr>
       <w:r>
-        <w:t>Exact fee for this programme: confirmed in writing at admission</w:t>
+        <w:t>Exact fee for this program: confirmed in writing at admission</w:t>
       </w:r>
     </w:p>
     <w:p>
@@ -708,7 +684,7 @@
         <w:pStyle w:val="ListBullet"/>
       </w:pPr>
       <w:r>
-        <w:t>Instalments in AED available</w:t>
+        <w:t>Installments in AED available</w:t>
       </w:r>
     </w:p>
     <w:p>
@@ -729,7 +705,7 @@
     </w:p>
     <w:p>
       <w:r>
-        <w:t>The written quote arrives before any payment commitment. That is how it works for every programme we place.</w:t>
+        <w:t>The written quote arrives before any payment commitment. That is how it works for every program we place.</w:t>
       </w:r>
     </w:p>
     <w:sectPr>
